--- a/Doc/新增需求操作手册.docx
+++ b/Doc/新增需求操作手册.docx
@@ -19,7 +19,7 @@
           <w:sz w:val="20"/>
           <w:szCs w:val="21"/>
         </w:rPr>
-        <w:t>云诊所系统调整内容</w:t>
+        <w:t>Nội dung điều chỉnh của hệ thống Phòng khám đám mây</w:t>
       </w:r>
     </w:p>
     <w:p>
@@ -40,7 +40,7 @@
           <w:sz w:val="18"/>
           <w:szCs w:val="20"/>
         </w:rPr>
-        <w:t>电子处方审查（机构平台</w:t>
+        <w:t>Thẩm tra đơn thuốc điện tử (Nền tảng cơ sở – Thẩm tra đơn thuốc):</w:t>
       </w:r>
       <w:r>
         <w:rPr>
@@ -49,7 +49,6 @@
           <w:sz w:val="18"/>
           <w:szCs w:val="20"/>
         </w:rPr>
-        <w:t>-</w:t>
       </w:r>
       <w:r>
         <w:rPr>
@@ -59,31 +58,29 @@
           <w:sz w:val="18"/>
           <w:szCs w:val="20"/>
         </w:rPr>
-        <w:t>处方审查）：</w:t>
-      </w:r>
-    </w:p>
-    <w:p>
-      <w:pPr>
-        <w:rPr>
-          <w:sz w:val="15"/>
-          <w:szCs w:val="16"/>
-        </w:rPr>
-      </w:pPr>
-      <w:r>
-        <w:rPr>
-          <w:rFonts w:hint="eastAsia"/>
-          <w:sz w:val="15"/>
-          <w:szCs w:val="16"/>
-        </w:rPr>
-        <w:t>在机构平台中可以通过处方审查模块对诊所开具的处方信息进行查看和审批</w:t>
-      </w:r>
-      <w:r>
-        <w:rPr>
-          <w:rFonts w:hint="eastAsia"/>
-          <w:sz w:val="15"/>
-          <w:szCs w:val="16"/>
-        </w:rPr>
-        <w:t>，审批方式分为常规审批和随机抽查两种</w:t>
+      </w:r>
+    </w:p>
+    <w:p>
+      <w:pPr>
+        <w:rPr>
+          <w:sz w:val="15"/>
+          <w:szCs w:val="16"/>
+        </w:rPr>
+      </w:pPr>
+      <w:r>
+        <w:rPr>
+          <w:rFonts w:hint="eastAsia"/>
+          <w:sz w:val="15"/>
+          <w:szCs w:val="16"/>
+        </w:rPr>
+        <w:t>Trên nền tảng cơ sở, có thể dùng mô-đun thẩm tra đơn thuốc để xem và phê duyệt thông tin đơn thuốc do phòng khám kê; hình thức phê duyệt gồm phê duyệt thường quy và kiểm tra ngẫu nhiên.</w:t>
+      </w:r>
+      <w:r>
+        <w:rPr>
+          <w:rFonts w:hint="eastAsia"/>
+          <w:sz w:val="15"/>
+          <w:szCs w:val="16"/>
+        </w:rPr>
       </w:r>
     </w:p>
     <w:p>
@@ -151,39 +148,35 @@
           <w:sz w:val="15"/>
           <w:szCs w:val="16"/>
         </w:rPr>
-        <w:t>在常规审批中可以</w:t>
-      </w:r>
-      <w:r>
-        <w:rPr>
-          <w:rFonts w:hint="eastAsia"/>
-          <w:sz w:val="15"/>
-          <w:szCs w:val="16"/>
-        </w:rPr>
-        <w:t>根据需求进行时间/诊所/医生/状态等条件筛选查询</w:t>
-      </w:r>
-      <w:r>
-        <w:rPr>
-          <w:rFonts w:hint="eastAsia"/>
-          <w:sz w:val="15"/>
-          <w:szCs w:val="16"/>
-        </w:rPr>
-        <w:t>，</w:t>
-      </w:r>
-      <w:r>
-        <w:rPr>
-          <w:rFonts w:hint="eastAsia"/>
-          <w:sz w:val="15"/>
-          <w:szCs w:val="16"/>
-        </w:rPr>
-        <w:t>查看所有的处方信息及其审核状态信息，</w:t>
-      </w:r>
-      <w:r>
-        <w:rPr>
-          <w:rFonts w:hint="eastAsia"/>
-          <w:sz w:val="15"/>
-          <w:szCs w:val="16"/>
-        </w:rPr>
-        <w:t>点击编辑可以查看处方详细信息并能对该处方进行批阅操作</w:t>
+        <w:t>Trong phê duyệt thường quy, có thể lọc và tra cứu theo các điều kiện như thời gian, phòng khám, bác sĩ, trạng thái; xem toàn bộ thông tin đơn thuốc và trạng thái thẩm tra; nhấn Chỉnh sửa để xem chi tiết đơn thuốc và phê duyệt đơn thuốc đó.</w:t>
+      </w:r>
+      <w:r>
+        <w:rPr>
+          <w:rFonts w:hint="eastAsia"/>
+          <w:sz w:val="15"/>
+          <w:szCs w:val="16"/>
+        </w:rPr>
+      </w:r>
+      <w:r>
+        <w:rPr>
+          <w:rFonts w:hint="eastAsia"/>
+          <w:sz w:val="15"/>
+          <w:szCs w:val="16"/>
+        </w:rPr>
+      </w:r>
+      <w:r>
+        <w:rPr>
+          <w:rFonts w:hint="eastAsia"/>
+          <w:sz w:val="15"/>
+          <w:szCs w:val="16"/>
+        </w:rPr>
+      </w:r>
+      <w:r>
+        <w:rPr>
+          <w:rFonts w:hint="eastAsia"/>
+          <w:sz w:val="15"/>
+          <w:szCs w:val="16"/>
+        </w:rPr>
       </w:r>
     </w:p>
     <w:p>
@@ -248,55 +241,49 @@
           <w:sz w:val="15"/>
           <w:szCs w:val="16"/>
         </w:rPr>
-        <w:t>在</w:t>
-      </w:r>
-      <w:r>
-        <w:rPr>
-          <w:rFonts w:hint="eastAsia"/>
-          <w:sz w:val="15"/>
-          <w:szCs w:val="16"/>
-        </w:rPr>
-        <w:t>随机抽取处方审查</w:t>
-      </w:r>
-      <w:r>
-        <w:rPr>
-          <w:rFonts w:hint="eastAsia"/>
-          <w:sz w:val="15"/>
-          <w:szCs w:val="16"/>
-        </w:rPr>
-        <w:t>中根据需求进行时间/诊所/医生/状态等条件筛选</w:t>
-      </w:r>
-      <w:r>
-        <w:rPr>
-          <w:rFonts w:hint="eastAsia"/>
-          <w:sz w:val="15"/>
-          <w:szCs w:val="16"/>
-        </w:rPr>
-        <w:t>，添加抽取数量后点击</w:t>
-      </w:r>
-      <w:r>
-        <w:rPr>
-          <w:rFonts w:hint="eastAsia"/>
-          <w:sz w:val="15"/>
-          <w:szCs w:val="16"/>
-        </w:rPr>
-        <w:t>查询，</w:t>
-      </w:r>
-      <w:r>
-        <w:rPr>
-          <w:rFonts w:hint="eastAsia"/>
-          <w:sz w:val="15"/>
-          <w:szCs w:val="16"/>
-        </w:rPr>
-        <w:t>将会根据筛选条件随机出现未进行审核的处方信息，</w:t>
-      </w:r>
-      <w:r>
-        <w:rPr>
-          <w:rFonts w:hint="eastAsia"/>
-          <w:sz w:val="15"/>
-          <w:szCs w:val="16"/>
-        </w:rPr>
-        <w:t>点击编辑可以查看处方详细信息并能对该处方进行批阅操作</w:t>
+        <w:t>Trong thẩm tra đơn thuốc lấy mẫu ngẫu nhiên, lọc theo các điều kiện như thời gian, phòng khám, bác sĩ, trạng thái, nhập số lượng cần lấy mẫu rồi nhấn Tra cứu; hệ thống sẽ hiển thị ngẫu nhiên các đơn thuốc chưa được thẩm tra theo điều kiện lọc; nhấn Chỉnh sửa để xem chi tiết đơn thuốc và phê duyệt.</w:t>
+      </w:r>
+      <w:r>
+        <w:rPr>
+          <w:rFonts w:hint="eastAsia"/>
+          <w:sz w:val="15"/>
+          <w:szCs w:val="16"/>
+        </w:rPr>
+      </w:r>
+      <w:r>
+        <w:rPr>
+          <w:rFonts w:hint="eastAsia"/>
+          <w:sz w:val="15"/>
+          <w:szCs w:val="16"/>
+        </w:rPr>
+      </w:r>
+      <w:r>
+        <w:rPr>
+          <w:rFonts w:hint="eastAsia"/>
+          <w:sz w:val="15"/>
+          <w:szCs w:val="16"/>
+        </w:rPr>
+      </w:r>
+      <w:r>
+        <w:rPr>
+          <w:rFonts w:hint="eastAsia"/>
+          <w:sz w:val="15"/>
+          <w:szCs w:val="16"/>
+        </w:rPr>
+      </w:r>
+      <w:r>
+        <w:rPr>
+          <w:rFonts w:hint="eastAsia"/>
+          <w:sz w:val="15"/>
+          <w:szCs w:val="16"/>
+        </w:rPr>
+      </w:r>
+      <w:r>
+        <w:rPr>
+          <w:rFonts w:hint="eastAsia"/>
+          <w:sz w:val="15"/>
+          <w:szCs w:val="16"/>
+        </w:rPr>
       </w:r>
     </w:p>
     <w:p>
@@ -362,48 +349,42 @@
           <w:sz w:val="15"/>
           <w:szCs w:val="16"/>
         </w:rPr>
-        <w:lastRenderedPageBreak/>
-        <w:t>在处方审查编辑页面可以查看</w:t>
-      </w:r>
-      <w:r>
-        <w:rPr>
-          <w:rFonts w:hint="eastAsia"/>
-          <w:sz w:val="15"/>
-          <w:szCs w:val="16"/>
-        </w:rPr>
-        <w:t>到</w:t>
-      </w:r>
-      <w:r>
-        <w:rPr>
-          <w:rFonts w:hint="eastAsia"/>
-          <w:sz w:val="15"/>
-          <w:szCs w:val="16"/>
-        </w:rPr>
-        <w:t>该处方的详细信息，在处方审查内容下可对该处方进行</w:t>
-      </w:r>
-      <w:r>
-        <w:rPr>
-          <w:rFonts w:hint="eastAsia"/>
-          <w:sz w:val="15"/>
-          <w:szCs w:val="16"/>
-        </w:rPr>
-        <w:t>是否合理的审核和信息批注，不合理的信息保存后将会反馈到该处方所属卫生室的不合</w:t>
-      </w:r>
-      <w:r>
-        <w:rPr>
-          <w:rFonts w:hint="eastAsia"/>
-          <w:sz w:val="15"/>
-          <w:szCs w:val="16"/>
-        </w:rPr>
-        <w:t>理</w:t>
-      </w:r>
-      <w:r>
-        <w:rPr>
-          <w:rFonts w:hint="eastAsia"/>
-          <w:sz w:val="15"/>
-          <w:szCs w:val="16"/>
-        </w:rPr>
-        <w:t>处方查询界面，并在工作台进行消息提醒，卫生室的医生可以查看该处方的详细信息及批注内容</w:t>
+        <w:t>Trên trang chỉnh sửa thẩm tra đơn thuốc có thể xem chi tiết đơn thuốc; trong phần nội dung thẩm tra, có thể đánh giá đơn thuốc có hợp lý hay không và ghi chú thông tin. Thông tin không hợp lý sau khi lưu sẽ được phản hồi tới giao diện tra cứu đơn thuốc không hợp lý của trạm y tế sở hữu đơn thuốc đó, đồng thời nhắc bằng tin nhắn trên bàn làm việc; bác sĩ của trạm y tế có thể xem chi tiết đơn thuốc và nội dung ghi chú.</w:t>
+      </w:r>
+      <w:r>
+        <w:rPr>
+          <w:rFonts w:hint="eastAsia"/>
+          <w:sz w:val="15"/>
+          <w:szCs w:val="16"/>
+        </w:rPr>
+      </w:r>
+      <w:r>
+        <w:rPr>
+          <w:rFonts w:hint="eastAsia"/>
+          <w:sz w:val="15"/>
+          <w:szCs w:val="16"/>
+        </w:rPr>
+      </w:r>
+      <w:r>
+        <w:rPr>
+          <w:rFonts w:hint="eastAsia"/>
+          <w:sz w:val="15"/>
+          <w:szCs w:val="16"/>
+        </w:rPr>
+      </w:r>
+      <w:r>
+        <w:rPr>
+          <w:rFonts w:hint="eastAsia"/>
+          <w:sz w:val="15"/>
+          <w:szCs w:val="16"/>
+        </w:rPr>
+      </w:r>
+      <w:r>
+        <w:rPr>
+          <w:rFonts w:hint="eastAsia"/>
+          <w:sz w:val="15"/>
+          <w:szCs w:val="16"/>
+        </w:rPr>
       </w:r>
     </w:p>
     <w:p>
@@ -483,7 +464,7 @@
           <w:sz w:val="18"/>
           <w:szCs w:val="20"/>
         </w:rPr>
-        <w:t>处方审查统计（机构平台</w:t>
+        <w:t>Thống kê thẩm tra đơn thuốc (Nền tảng cơ sở – Bảng tổng hợp thẩm tra đơn thuốc):</w:t>
       </w:r>
       <w:r>
         <w:rPr>
@@ -492,7 +473,6 @@
           <w:sz w:val="18"/>
           <w:szCs w:val="20"/>
         </w:rPr>
-        <w:t>-</w:t>
       </w:r>
       <w:r>
         <w:rPr>
@@ -502,56 +482,51 @@
           <w:sz w:val="18"/>
           <w:szCs w:val="20"/>
         </w:rPr>
-        <w:t>处方审查汇总表）：</w:t>
-      </w:r>
-    </w:p>
-    <w:p>
-      <w:pPr>
-        <w:rPr>
-          <w:rFonts w:hint="eastAsia"/>
-          <w:sz w:val="15"/>
-          <w:szCs w:val="16"/>
-        </w:rPr>
-      </w:pPr>
-      <w:r>
-        <w:rPr>
-          <w:rFonts w:hint="eastAsia"/>
-          <w:sz w:val="15"/>
-          <w:szCs w:val="16"/>
-        </w:rPr>
-        <w:t>在</w:t>
-      </w:r>
-      <w:r>
-        <w:rPr>
-          <w:rFonts w:hint="eastAsia"/>
-          <w:sz w:val="15"/>
-          <w:szCs w:val="16"/>
-        </w:rPr>
-        <w:t>处方</w:t>
-      </w:r>
-      <w:r>
-        <w:rPr>
-          <w:rFonts w:hint="eastAsia"/>
-          <w:sz w:val="15"/>
-          <w:szCs w:val="16"/>
-        </w:rPr>
-        <w:t>改审查汇总表中可以通过</w:t>
-      </w:r>
-      <w:r>
-        <w:rPr>
-          <w:rFonts w:hint="eastAsia"/>
-          <w:sz w:val="15"/>
-          <w:szCs w:val="16"/>
-        </w:rPr>
-        <w:t>处方开单时间和统计方式对处方的基本信息进行统计，并根据统计方式对卫生室/科室/医生</w:t>
-      </w:r>
-      <w:r>
-        <w:rPr>
-          <w:rFonts w:hint="eastAsia"/>
-          <w:sz w:val="15"/>
-          <w:szCs w:val="16"/>
-        </w:rPr>
-        <w:t>的已审核处方进行统计查看</w:t>
+      </w:r>
+    </w:p>
+    <w:p>
+      <w:pPr>
+        <w:rPr>
+          <w:rFonts w:hint="eastAsia"/>
+          <w:sz w:val="15"/>
+          <w:szCs w:val="16"/>
+        </w:rPr>
+      </w:pPr>
+      <w:r>
+        <w:rPr>
+          <w:rFonts w:hint="eastAsia"/>
+          <w:sz w:val="15"/>
+          <w:szCs w:val="16"/>
+        </w:rPr>
+        <w:t>Trong bảng tổng hợp thẩm tra đơn thuốc, có thể thống kê thông tin cơ bản của đơn thuốc theo thời gian kê đơn và phương thức thống kê, đồng thời xem thống kê các đơn thuốc đã thẩm tra của trạm y tế / khoa / bác sĩ theo phương thức thống kê.</w:t>
+      </w:r>
+      <w:r>
+        <w:rPr>
+          <w:rFonts w:hint="eastAsia"/>
+          <w:sz w:val="15"/>
+          <w:szCs w:val="16"/>
+        </w:rPr>
+      </w:r>
+      <w:r>
+        <w:rPr>
+          <w:rFonts w:hint="eastAsia"/>
+          <w:sz w:val="15"/>
+          <w:szCs w:val="16"/>
+        </w:rPr>
+      </w:r>
+      <w:r>
+        <w:rPr>
+          <w:rFonts w:hint="eastAsia"/>
+          <w:sz w:val="15"/>
+          <w:szCs w:val="16"/>
+        </w:rPr>
+      </w:r>
+      <w:r>
+        <w:rPr>
+          <w:rFonts w:hint="eastAsia"/>
+          <w:sz w:val="15"/>
+          <w:szCs w:val="16"/>
+        </w:rPr>
       </w:r>
     </w:p>
     <w:p>
@@ -621,75 +596,68 @@
           <w:sz w:val="18"/>
           <w:szCs w:val="20"/>
         </w:rPr>
-        <w:t>不合理处方查询（诊所平台-门诊-不合理处方查询）：</w:t>
-      </w:r>
-    </w:p>
-    <w:p>
-      <w:pPr>
-        <w:rPr>
-          <w:sz w:val="15"/>
-          <w:szCs w:val="16"/>
-        </w:rPr>
-      </w:pPr>
-      <w:r>
-        <w:rPr>
-          <w:rFonts w:hint="eastAsia"/>
-          <w:sz w:val="15"/>
-          <w:szCs w:val="16"/>
-        </w:rPr>
-        <w:t>诊所平台接收查看未通过审核的处方信息</w:t>
-      </w:r>
-      <w:r>
-        <w:rPr>
-          <w:sz w:val="15"/>
-          <w:szCs w:val="16"/>
-        </w:rPr>
-        <w:t xml:space="preserve"> </w:t>
-      </w:r>
-      <w:r>
-        <w:rPr>
-          <w:rFonts w:hint="eastAsia"/>
-          <w:sz w:val="15"/>
-          <w:szCs w:val="16"/>
-        </w:rPr>
-        <w:t>，在</w:t>
-      </w:r>
-      <w:r>
-        <w:rPr>
-          <w:sz w:val="15"/>
-          <w:szCs w:val="16"/>
-        </w:rPr>
-        <w:t>工作台</w:t>
-      </w:r>
-      <w:r>
-        <w:rPr>
-          <w:rFonts w:hint="eastAsia"/>
-          <w:sz w:val="15"/>
-          <w:szCs w:val="16"/>
-        </w:rPr>
-        <w:t>进行</w:t>
-      </w:r>
-      <w:r>
-        <w:rPr>
-          <w:sz w:val="15"/>
-          <w:szCs w:val="16"/>
-        </w:rPr>
-        <w:t>消息提醒</w:t>
-      </w:r>
-      <w:r>
-        <w:rPr>
-          <w:rFonts w:hint="eastAsia"/>
-          <w:sz w:val="15"/>
-          <w:szCs w:val="16"/>
-        </w:rPr>
-        <w:t>，点击查看可直接跳转到不合理处方查询界面</w:t>
-      </w:r>
-      <w:r>
-        <w:rPr>
-          <w:sz w:val="15"/>
-          <w:szCs w:val="16"/>
-        </w:rPr>
-        <w:t xml:space="preserve"> </w:t>
+        <w:t>Tra cứu đơn thuốc không hợp lý (Nền tảng phòng khám – Khám ngoại trú – Tra cứu đơn thuốc không hợp lý):</w:t>
+      </w:r>
+    </w:p>
+    <w:p>
+      <w:pPr>
+        <w:rPr>
+          <w:sz w:val="15"/>
+          <w:szCs w:val="16"/>
+        </w:rPr>
+      </w:pPr>
+      <w:r>
+        <w:rPr>
+          <w:rFonts w:hint="eastAsia"/>
+          <w:sz w:val="15"/>
+          <w:szCs w:val="16"/>
+        </w:rPr>
+        <w:t>Nền tảng phòng khám tiếp nhận và xem thông tin các đơn thuốc chưa qua thẩm tra; bàn làm việc sẽ nhắc bằng tin nhắn; nhấn Xem để chuyển trực tiếp tới giao diện tra cứu đơn thuốc không hợp lý.</w:t>
+      </w:r>
+      <w:r>
+        <w:rPr>
+          <w:sz w:val="15"/>
+          <w:szCs w:val="16"/>
+        </w:rPr>
+      </w:r>
+      <w:r>
+        <w:rPr>
+          <w:rFonts w:hint="eastAsia"/>
+          <w:sz w:val="15"/>
+          <w:szCs w:val="16"/>
+        </w:rPr>
+      </w:r>
+      <w:r>
+        <w:rPr>
+          <w:sz w:val="15"/>
+          <w:szCs w:val="16"/>
+        </w:rPr>
+      </w:r>
+      <w:r>
+        <w:rPr>
+          <w:rFonts w:hint="eastAsia"/>
+          <w:sz w:val="15"/>
+          <w:szCs w:val="16"/>
+        </w:rPr>
+      </w:r>
+      <w:r>
+        <w:rPr>
+          <w:sz w:val="15"/>
+          <w:szCs w:val="16"/>
+        </w:rPr>
+      </w:r>
+      <w:r>
+        <w:rPr>
+          <w:rFonts w:hint="eastAsia"/>
+          <w:sz w:val="15"/>
+          <w:szCs w:val="16"/>
+        </w:rPr>
+      </w:r>
+      <w:r>
+        <w:rPr>
+          <w:sz w:val="15"/>
+          <w:szCs w:val="16"/>
+        </w:rPr>
       </w:r>
     </w:p>
     <w:p>
@@ -758,23 +726,21 @@
           <w:sz w:val="15"/>
           <w:szCs w:val="16"/>
         </w:rPr>
-        <w:t>不合理处方查询界面</w:t>
-      </w:r>
-      <w:r>
-        <w:rPr>
-          <w:rFonts w:hint="eastAsia"/>
-          <w:sz w:val="15"/>
-          <w:szCs w:val="16"/>
-        </w:rPr>
-        <w:t>可以根据处方的开始时间和开单医生及处方类型</w:t>
-      </w:r>
-      <w:r>
-        <w:rPr>
-          <w:rFonts w:hint="eastAsia"/>
-          <w:sz w:val="15"/>
-          <w:szCs w:val="16"/>
-        </w:rPr>
-        <w:t>查看不合理处方信息，且可以查看处方详情和审批信息</w:t>
+        <w:t>Giao diện tra cứu đơn thuốc không hợp lý có thể xem thông tin đơn thuốc không hợp lý theo thời gian bắt đầu của đơn thuốc, bác sĩ kê đơn và loại đơn thuốc, đồng thời có thể xem chi tiết đơn thuốc và thông tin phê duyệt.</w:t>
+      </w:r>
+      <w:r>
+        <w:rPr>
+          <w:rFonts w:hint="eastAsia"/>
+          <w:sz w:val="15"/>
+          <w:szCs w:val="16"/>
+        </w:rPr>
+      </w:r>
+      <w:r>
+        <w:rPr>
+          <w:rFonts w:hint="eastAsia"/>
+          <w:sz w:val="15"/>
+          <w:szCs w:val="16"/>
+        </w:rPr>
       </w:r>
     </w:p>
     <w:p>
@@ -843,24 +809,21 @@
           <w:sz w:val="15"/>
           <w:szCs w:val="16"/>
         </w:rPr>
-        <w:lastRenderedPageBreak/>
-        <w:t>以下为</w:t>
-      </w:r>
-      <w:r>
-        <w:rPr>
-          <w:rFonts w:hint="eastAsia"/>
-          <w:sz w:val="15"/>
-          <w:szCs w:val="16"/>
-        </w:rPr>
-        <w:t>处方详情和审批信息</w:t>
-      </w:r>
-      <w:r>
-        <w:rPr>
-          <w:rFonts w:hint="eastAsia"/>
-          <w:sz w:val="15"/>
-          <w:szCs w:val="16"/>
-        </w:rPr>
-        <w:t>查看界面</w:t>
+        <w:t>Dưới đây là giao diện xem chi tiết đơn thuốc và thông tin phê duyệt.</w:t>
+      </w:r>
+      <w:r>
+        <w:rPr>
+          <w:rFonts w:hint="eastAsia"/>
+          <w:sz w:val="15"/>
+          <w:szCs w:val="16"/>
+        </w:rPr>
+      </w:r>
+      <w:r>
+        <w:rPr>
+          <w:rFonts w:hint="eastAsia"/>
+          <w:sz w:val="15"/>
+          <w:szCs w:val="16"/>
+        </w:rPr>
       </w:r>
     </w:p>
     <w:p>
@@ -950,24 +913,24 @@
           <w:sz w:val="18"/>
           <w:szCs w:val="20"/>
         </w:rPr>
-        <w:t>慢病处方功能（诊所平台-门诊-医生门诊）：</w:t>
-      </w:r>
-    </w:p>
-    <w:p>
-      <w:pPr>
-        <w:rPr>
-          <w:rFonts w:hint="eastAsia"/>
-          <w:sz w:val="15"/>
-          <w:szCs w:val="16"/>
-        </w:rPr>
-      </w:pPr>
-      <w:r>
-        <w:rPr>
-          <w:rFonts w:hint="eastAsia"/>
-          <w:sz w:val="15"/>
-          <w:szCs w:val="16"/>
-        </w:rPr>
-        <w:t>在西药处方添加了慢病处方</w:t>
+        <w:t>Chức năng đơn thuốc bệnh mạn tính (Nền tảng phòng khám – Khám ngoại trú – Bác sĩ ngoại trú):</w:t>
+      </w:r>
+    </w:p>
+    <w:p>
+      <w:pPr>
+        <w:rPr>
+          <w:rFonts w:hint="eastAsia"/>
+          <w:sz w:val="15"/>
+          <w:szCs w:val="16"/>
+        </w:rPr>
+      </w:pPr>
+      <w:r>
+        <w:rPr>
+          <w:rFonts w:hint="eastAsia"/>
+          <w:sz w:val="15"/>
+          <w:szCs w:val="16"/>
+        </w:rPr>
+        <w:t>Đã thêm tùy chọn đánh dấu đơn thuốc bệnh mạn tính vào đơn thuốc Tây y; đơn thuốc thường quy tối đa chỉ kê được 7 ngày, sau khi đánh dấu là đơn thuốc bệnh mạn tính thì tối đa kê được 90 ngày.</w:t>
       </w:r>
       <w:proofErr w:type="gramStart"/>
       <w:r>
@@ -976,7 +939,6 @@
           <w:sz w:val="15"/>
           <w:szCs w:val="16"/>
         </w:rPr>
-        <w:t>勾</w:t>
       </w:r>
       <w:proofErr w:type="gramEnd"/>
       <w:r>
@@ -985,44 +947,38 @@
           <w:sz w:val="15"/>
           <w:szCs w:val="16"/>
         </w:rPr>
-        <w:t>选项，常规处方最</w:t>
-      </w:r>
-      <w:r>
-        <w:rPr>
-          <w:sz w:val="15"/>
-          <w:szCs w:val="16"/>
-        </w:rPr>
-        <w:t>多只能开7天</w:t>
-      </w:r>
-      <w:r>
-        <w:rPr>
-          <w:rFonts w:hint="eastAsia"/>
-          <w:sz w:val="15"/>
-          <w:szCs w:val="16"/>
-        </w:rPr>
-        <w:t>，勾选为慢病处方后</w:t>
-      </w:r>
-      <w:r>
-        <w:rPr>
-          <w:sz w:val="15"/>
-          <w:szCs w:val="16"/>
-        </w:rPr>
-        <w:t>最多</w:t>
-      </w:r>
-      <w:r>
-        <w:rPr>
-          <w:rFonts w:hint="eastAsia"/>
-          <w:sz w:val="15"/>
-          <w:szCs w:val="16"/>
-        </w:rPr>
-        <w:t>可</w:t>
-      </w:r>
-      <w:r>
-        <w:rPr>
-          <w:sz w:val="15"/>
-          <w:szCs w:val="16"/>
-        </w:rPr>
-        <w:t>开90天</w:t>
+      </w:r>
+      <w:r>
+        <w:rPr>
+          <w:sz w:val="15"/>
+          <w:szCs w:val="16"/>
+        </w:rPr>
+      </w:r>
+      <w:r>
+        <w:rPr>
+          <w:rFonts w:hint="eastAsia"/>
+          <w:sz w:val="15"/>
+          <w:szCs w:val="16"/>
+        </w:rPr>
+      </w:r>
+      <w:r>
+        <w:rPr>
+          <w:sz w:val="15"/>
+          <w:szCs w:val="16"/>
+        </w:rPr>
+      </w:r>
+      <w:r>
+        <w:rPr>
+          <w:rFonts w:hint="eastAsia"/>
+          <w:sz w:val="15"/>
+          <w:szCs w:val="16"/>
+        </w:rPr>
+      </w:r>
+      <w:r>
+        <w:rPr>
+          <w:sz w:val="15"/>
+          <w:szCs w:val="16"/>
+        </w:rPr>
       </w:r>
     </w:p>
     <w:p>
@@ -1110,86 +1066,82 @@
           <w:sz w:val="18"/>
           <w:szCs w:val="20"/>
         </w:rPr>
-        <w:t>系统参数配置（机构平台-系统管理-参数配置）：</w:t>
-      </w:r>
-    </w:p>
-    <w:p>
-      <w:pPr>
-        <w:rPr>
-          <w:sz w:val="15"/>
-          <w:szCs w:val="16"/>
-        </w:rPr>
-      </w:pPr>
-      <w:r>
-        <w:rPr>
-          <w:sz w:val="15"/>
-          <w:szCs w:val="16"/>
-        </w:rPr>
-        <w:t>1、</w:t>
-      </w:r>
-      <w:r>
-        <w:rPr>
-          <w:rFonts w:hint="eastAsia"/>
-          <w:sz w:val="15"/>
-          <w:szCs w:val="16"/>
-        </w:rPr>
-        <w:t>增加系统参数配置：按处方类型和慢性标志来设置处方开药的天数功能</w:t>
-      </w:r>
-    </w:p>
-    <w:p>
-      <w:pPr>
-        <w:rPr>
-          <w:sz w:val="15"/>
-          <w:szCs w:val="16"/>
-        </w:rPr>
-      </w:pPr>
-      <w:r>
-        <w:rPr>
-          <w:sz w:val="15"/>
-          <w:szCs w:val="16"/>
-        </w:rPr>
-        <w:t>2、</w:t>
-      </w:r>
-      <w:r>
-        <w:rPr>
-          <w:rFonts w:hint="eastAsia"/>
-          <w:sz w:val="15"/>
-          <w:szCs w:val="16"/>
-        </w:rPr>
-        <w:t>控制诊所</w:t>
-      </w:r>
-      <w:r>
-        <w:rPr>
-          <w:rFonts w:hint="eastAsia"/>
-          <w:sz w:val="15"/>
-          <w:szCs w:val="16"/>
-        </w:rPr>
-        <w:t>入库时不允许修改进价，进价默认为零售价</w:t>
-      </w:r>
-    </w:p>
-    <w:p>
-      <w:pPr>
-        <w:rPr>
-          <w:rFonts w:hint="eastAsia"/>
-          <w:sz w:val="15"/>
-          <w:szCs w:val="16"/>
-        </w:rPr>
-      </w:pPr>
-      <w:r>
-        <w:rPr>
-          <w:rFonts w:hint="eastAsia"/>
-          <w:sz w:val="15"/>
-          <w:szCs w:val="16"/>
-        </w:rPr>
-        <w:t>机构平台添加了系统参数配置，可对常规处方和慢病处方开药天数进行设置，</w:t>
-      </w:r>
-      <w:r>
-        <w:rPr>
-          <w:rFonts w:hint="eastAsia"/>
-          <w:sz w:val="15"/>
-          <w:szCs w:val="16"/>
-        </w:rPr>
-        <w:t>对诊所入库时进价是否默认为零售价设置</w:t>
+        <w:t>Cấu hình tham số hệ thống (Nền tảng cơ sở – Quản trị hệ thống – Cấu hình tham số):</w:t>
+      </w:r>
+    </w:p>
+    <w:p>
+      <w:pPr>
+        <w:rPr>
+          <w:sz w:val="15"/>
+          <w:szCs w:val="16"/>
+        </w:rPr>
+      </w:pPr>
+      <w:r>
+        <w:rPr>
+          <w:sz w:val="15"/>
+          <w:szCs w:val="16"/>
+        </w:rPr>
+        <w:t>1. Thêm cấu hình tham số hệ thống: chức năng thiết lập số ngày kê thuốc của đơn thuốc theo loại đơn thuốc và dấu hiệu bệnh mạn tính.</w:t>
+      </w:r>
+      <w:r>
+        <w:rPr>
+          <w:rFonts w:hint="eastAsia"/>
+          <w:sz w:val="15"/>
+          <w:szCs w:val="16"/>
+        </w:rPr>
+      </w:r>
+    </w:p>
+    <w:p>
+      <w:pPr>
+        <w:rPr>
+          <w:sz w:val="15"/>
+          <w:szCs w:val="16"/>
+        </w:rPr>
+      </w:pPr>
+      <w:r>
+        <w:rPr>
+          <w:sz w:val="15"/>
+          <w:szCs w:val="16"/>
+        </w:rPr>
+        <w:t>2. Kiểm soát việc khi phòng khám nhập kho không được phép sửa giá nhập; giá nhập mặc định là giá bán lẻ.</w:t>
+      </w:r>
+      <w:r>
+        <w:rPr>
+          <w:rFonts w:hint="eastAsia"/>
+          <w:sz w:val="15"/>
+          <w:szCs w:val="16"/>
+        </w:rPr>
+      </w:r>
+      <w:r>
+        <w:rPr>
+          <w:rFonts w:hint="eastAsia"/>
+          <w:sz w:val="15"/>
+          <w:szCs w:val="16"/>
+        </w:rPr>
+      </w:r>
+    </w:p>
+    <w:p>
+      <w:pPr>
+        <w:rPr>
+          <w:rFonts w:hint="eastAsia"/>
+          <w:sz w:val="15"/>
+          <w:szCs w:val="16"/>
+        </w:rPr>
+      </w:pPr>
+      <w:r>
+        <w:rPr>
+          <w:rFonts w:hint="eastAsia"/>
+          <w:sz w:val="15"/>
+          <w:szCs w:val="16"/>
+        </w:rPr>
+        <w:t>Nền tảng cơ sở đã thêm cấu hình tham số hệ thống, có thể thiết lập số ngày kê thuốc cho đơn thuốc thường quy và đơn thuốc bệnh mạn tính, cũng như thiết lập việc khi phòng khám nhập kho giá nhập có mặc định là giá bán lẻ hay không.</w:t>
+      </w:r>
+      <w:r>
+        <w:rPr>
+          <w:rFonts w:hint="eastAsia"/>
+          <w:sz w:val="15"/>
+          <w:szCs w:val="16"/>
+        </w:rPr>
       </w:r>
     </w:p>
     <w:p>
@@ -1334,47 +1286,46 @@
           <w:sz w:val="15"/>
           <w:szCs w:val="16"/>
         </w:rPr>
-        <w:t>机构维护诊所药品/材料信息（机构平台-库存管理-药品/材料信息）</w:t>
-      </w:r>
-      <w:r>
-        <w:rPr>
-          <w:rFonts w:hint="eastAsia"/>
-          <w:b/>
-          <w:bCs/>
-          <w:sz w:val="15"/>
-          <w:szCs w:val="16"/>
-        </w:rPr>
-        <w:t>：</w:t>
-      </w:r>
-    </w:p>
-    <w:p>
-      <w:pPr>
-        <w:rPr>
-          <w:sz w:val="15"/>
-          <w:szCs w:val="16"/>
-        </w:rPr>
-      </w:pPr>
-      <w:r>
-        <w:rPr>
-          <w:sz w:val="15"/>
-          <w:szCs w:val="16"/>
-        </w:rPr>
-        <w:t>1、新增卫生院（机构级别）统一管理药品基础资料和材料基础资料功能</w:t>
-      </w:r>
-    </w:p>
-    <w:p>
-      <w:pPr>
-        <w:rPr>
-          <w:sz w:val="15"/>
-          <w:szCs w:val="16"/>
-        </w:rPr>
-      </w:pPr>
-      <w:r>
-        <w:rPr>
-          <w:sz w:val="15"/>
-          <w:szCs w:val="16"/>
-        </w:rPr>
-        <w:t>2、机构维护的药品基础资料数据会同步到所有村卫生室，支持村卫生室自己建立基础资料</w:t>
+        <w:t>Cơ sở duy trì thông tin thuốc / vật tư của phòng khám (Nền tảng cơ sở – Quản lý tồn kho – Thông tin thuốc / vật tư):</w:t>
+      </w:r>
+      <w:r>
+        <w:rPr>
+          <w:rFonts w:hint="eastAsia"/>
+          <w:b/>
+          <w:bCs/>
+          <w:sz w:val="15"/>
+          <w:szCs w:val="16"/>
+        </w:rPr>
+      </w:r>
+    </w:p>
+    <w:p>
+      <w:pPr>
+        <w:rPr>
+          <w:sz w:val="15"/>
+          <w:szCs w:val="16"/>
+        </w:rPr>
+      </w:pPr>
+      <w:r>
+        <w:rPr>
+          <w:sz w:val="15"/>
+          <w:szCs w:val="16"/>
+        </w:rPr>
+        <w:t>1. Thêm chức năng trạm y tế (cấp cơ sở) quản lý thống nhất dữ liệu cơ bản về thuốc và dữ liệu cơ bản về vật tư.</w:t>
+      </w:r>
+    </w:p>
+    <w:p>
+      <w:pPr>
+        <w:rPr>
+          <w:sz w:val="15"/>
+          <w:szCs w:val="16"/>
+        </w:rPr>
+      </w:pPr>
+      <w:r>
+        <w:rPr>
+          <w:sz w:val="15"/>
+          <w:szCs w:val="16"/>
+        </w:rPr>
+        <w:t>2. Dữ liệu cơ bản về thuốc do cơ sở duy trì sẽ được đồng bộ tới tất cả các trạm y tế thôn; đồng thời hỗ trợ trạm y tế thôn tự tạo dữ liệu cơ bản.</w:t>
       </w:r>
     </w:p>
     <w:p>
@@ -1507,78 +1458,73 @@
           <w:sz w:val="18"/>
           <w:szCs w:val="20"/>
         </w:rPr>
-        <w:t>机构维护诊所药品/材料信息（机构平台-库存管理-药品/材料信息）：</w:t>
-      </w:r>
-    </w:p>
-    <w:p>
-      <w:pPr>
-        <w:rPr>
-          <w:sz w:val="15"/>
-          <w:szCs w:val="16"/>
-        </w:rPr>
-      </w:pPr>
-      <w:r>
-        <w:rPr>
-          <w:sz w:val="15"/>
-          <w:szCs w:val="16"/>
-        </w:rPr>
-        <w:t>新增卫生院（机构级别）统一管理药品基础资料和材料基础资料功能</w:t>
-      </w:r>
-      <w:r>
-        <w:rPr>
-          <w:rFonts w:hint="eastAsia"/>
-          <w:sz w:val="15"/>
-          <w:szCs w:val="16"/>
-        </w:rPr>
-        <w:t>，</w:t>
-      </w:r>
-      <w:r>
-        <w:rPr>
-          <w:sz w:val="15"/>
-          <w:szCs w:val="16"/>
-        </w:rPr>
-        <w:t>机构维护的药品基础资料数据会同步到所有村卫生室，支持村卫生室自己建立基础资料</w:t>
-      </w:r>
-    </w:p>
-    <w:p>
-      <w:pPr>
-        <w:rPr>
-          <w:rFonts w:hint="eastAsia"/>
-          <w:sz w:val="15"/>
-          <w:szCs w:val="16"/>
-        </w:rPr>
-      </w:pPr>
-      <w:r>
-        <w:rPr>
-          <w:rFonts w:hint="eastAsia"/>
-          <w:sz w:val="15"/>
-          <w:szCs w:val="16"/>
-        </w:rPr>
-        <w:t>可以在机构平台添加药品/材料信息，添加的信息将会直接同步到卫生室，卫生室可直接对药品材料进行入库操作，当有卫生院进行入库操作后则不可修改药品</w:t>
-      </w:r>
-      <w:r>
-        <w:rPr>
-          <w:rFonts w:hint="eastAsia"/>
-          <w:sz w:val="15"/>
-          <w:szCs w:val="16"/>
-        </w:rPr>
-        <w:t>/材料</w:t>
-      </w:r>
-      <w:r>
-        <w:rPr>
-          <w:rFonts w:hint="eastAsia"/>
-          <w:sz w:val="15"/>
-          <w:szCs w:val="16"/>
-        </w:rPr>
-        <w:t>信息</w:t>
-      </w:r>
-      <w:r>
-        <w:rPr>
-          <w:rFonts w:hint="eastAsia"/>
-          <w:sz w:val="15"/>
-          <w:szCs w:val="16"/>
-        </w:rPr>
-        <w:t>需将药品/材料出库后才可修改信息</w:t>
+        <w:t>Cơ sở duy trì thông tin thuốc / vật tư của phòng khám (Nền tảng cơ sở – Quản lý tồn kho – Thông tin thuốc / vật tư):</w:t>
+      </w:r>
+    </w:p>
+    <w:p>
+      <w:pPr>
+        <w:rPr>
+          <w:sz w:val="15"/>
+          <w:szCs w:val="16"/>
+        </w:rPr>
+      </w:pPr>
+      <w:r>
+        <w:rPr>
+          <w:sz w:val="15"/>
+          <w:szCs w:val="16"/>
+        </w:rPr>
+        <w:t>Thêm chức năng trạm y tế (cấp cơ sở) quản lý thống nhất dữ liệu cơ bản về thuốc và vật tư; dữ liệu cơ bản về thuốc do cơ sở duy trì sẽ được đồng bộ tới tất cả các trạm y tế thôn, đồng thời hỗ trợ trạm y tế thôn tự tạo dữ liệu cơ bản.</w:t>
+      </w:r>
+      <w:r>
+        <w:rPr>
+          <w:rFonts w:hint="eastAsia"/>
+          <w:sz w:val="15"/>
+          <w:szCs w:val="16"/>
+        </w:rPr>
+      </w:r>
+      <w:r>
+        <w:rPr>
+          <w:sz w:val="15"/>
+          <w:szCs w:val="16"/>
+        </w:rPr>
+      </w:r>
+    </w:p>
+    <w:p>
+      <w:pPr>
+        <w:rPr>
+          <w:rFonts w:hint="eastAsia"/>
+          <w:sz w:val="15"/>
+          <w:szCs w:val="16"/>
+        </w:rPr>
+      </w:pPr>
+      <w:r>
+        <w:rPr>
+          <w:rFonts w:hint="eastAsia"/>
+          <w:sz w:val="15"/>
+          <w:szCs w:val="16"/>
+        </w:rPr>
+        <w:t>Có thể thêm thông tin thuốc / vật tư trên nền tảng cơ sở; thông tin đã thêm sẽ được đồng bộ trực tiếp tới trạm y tế, trạm y tế có thể nhập kho thuốc / vật tư ngay. Khi trạm y tế đã thực hiện nhập kho thì không được sửa thông tin thuốc / vật tư nữa, phải xuất kho thuốc / vật tư rồi mới được sửa thông tin.</w:t>
+      </w:r>
+      <w:r>
+        <w:rPr>
+          <w:rFonts w:hint="eastAsia"/>
+          <w:sz w:val="15"/>
+          <w:szCs w:val="16"/>
+        </w:rPr>
+      </w:r>
+      <w:r>
+        <w:rPr>
+          <w:rFonts w:hint="eastAsia"/>
+          <w:sz w:val="15"/>
+          <w:szCs w:val="16"/>
+        </w:rPr>
+      </w:r>
+      <w:r>
+        <w:rPr>
+          <w:rFonts w:hint="eastAsia"/>
+          <w:sz w:val="15"/>
+          <w:szCs w:val="16"/>
+        </w:rPr>
       </w:r>
     </w:p>
     <w:p>
@@ -1719,7 +1665,7 @@
           <w:sz w:val="20"/>
           <w:szCs w:val="21"/>
         </w:rPr>
-        <w:t>随访</w:t>
+        <w:t>Nội dung điều chỉnh của hệ thống theo dõi (khám định kỳ)</w:t>
       </w:r>
       <w:r>
         <w:rPr>
@@ -1729,7 +1675,6 @@
           <w:sz w:val="20"/>
           <w:szCs w:val="21"/>
         </w:rPr>
-        <w:t>系统调整内容</w:t>
       </w:r>
     </w:p>
     <w:p>
@@ -1749,31 +1694,30 @@
           <w:sz w:val="18"/>
           <w:szCs w:val="20"/>
         </w:rPr>
-        <w:t>人员管理：</w:t>
-      </w:r>
-    </w:p>
-    <w:p>
-      <w:pPr>
-        <w:rPr>
-          <w:sz w:val="15"/>
-          <w:szCs w:val="16"/>
-        </w:rPr>
-      </w:pPr>
-      <w:r>
-        <w:rPr>
-          <w:rFonts w:hint="eastAsia"/>
-          <w:sz w:val="15"/>
-          <w:szCs w:val="16"/>
-        </w:rPr>
-        <w:t>新增人员管理模块，可以</w:t>
-      </w:r>
-      <w:r>
-        <w:rPr>
-          <w:rFonts w:hint="eastAsia"/>
-          <w:sz w:val="15"/>
-          <w:szCs w:val="16"/>
-        </w:rPr>
-        <w:t>查询、新增、修改随访人员随访状态为是则该人员信息同步到随访人员管理表中</w:t>
+        <w:t>Quản lý nhân sự:</w:t>
+      </w:r>
+    </w:p>
+    <w:p>
+      <w:pPr>
+        <w:rPr>
+          <w:sz w:val="15"/>
+          <w:szCs w:val="16"/>
+        </w:rPr>
+      </w:pPr>
+      <w:r>
+        <w:rPr>
+          <w:rFonts w:hint="eastAsia"/>
+          <w:sz w:val="15"/>
+          <w:szCs w:val="16"/>
+        </w:rPr>
+        <w:t>Thêm mô-đun quản lý nhân sự, có thể tra cứu, thêm mới, sửa đổi nhân sự theo dõi; nếu trạng thái theo dõi là “Có” thì thông tin của nhân sự đó sẽ được đồng bộ vào bảng quản lý nhân sự theo dõi.</w:t>
+      </w:r>
+      <w:r>
+        <w:rPr>
+          <w:rFonts w:hint="eastAsia"/>
+          <w:sz w:val="15"/>
+          <w:szCs w:val="16"/>
+        </w:rPr>
       </w:r>
     </w:p>
     <w:p>
